--- a/docs/radar/Nami_Grant_Radar_User_Manual.docx
+++ b/docs/radar/Nami_Grant_Radar_User_Manual.docx
@@ -237,7 +237,7 @@
         <w:t xml:space="preserve">Coming up</w:t>
       </w:r>
       <w:r>
-        <w:t xml:space="preserve">: the next deadlines, in date order.</w:t>
+        <w:t xml:space="preserve">: the next apply-by dates, in date order.</w:t>
       </w:r>
     </w:p>
     <w:p>
@@ -329,7 +329,7 @@
         <w:t xml:space="preserve">Leads</w:t>
       </w:r>
       <w:r>
-        <w:t xml:space="preserve"> page lists every lead, soonest deadline first. Leads with no deadline come last.</w:t>
+        <w:t xml:space="preserve"> page lists every lead, soonest apply-by date first. Leads with no date come last.</w:t>
       </w:r>
     </w:p>
     <w:p>
@@ -417,7 +417,7 @@
         <w:spacing w:after="120"/>
       </w:pPr>
       <w:r>
-        <w:t xml:space="preserve">Each row shows the deadline. A deadline within 30 days has a soft amber mark. A small dot means something on the funder's page changed since you last looked.</w:t>
+        <w:t xml:space="preserve">Each row shows the apply-by date. A date within 30 days has a soft amber mark. A small dot means something on the funder's page changed since you last looked.</w:t>
       </w:r>
     </w:p>
     <w:p>
@@ -433,7 +433,7 @@
         <w:spacing w:after="120"/>
       </w:pPr>
       <w:r>
-        <w:t xml:space="preserve">Tap a lead to open it. At the top are the deadline, the amount, and when someone last checked the funder's page.</w:t>
+        <w:t xml:space="preserve">Tap a lead to open it. At the top are the apply-by date, the amount, and when someone last checked the funder's page.</w:t>
       </w:r>
     </w:p>
     <w:p>
@@ -565,15 +565,27 @@
         <w:t xml:space="preserve">+ Add a lead</w:t>
       </w:r>
       <w:r>
-        <w:t xml:space="preserve">. Only the name is needed. If you can, add the funder, the link to the funder's page, the deadline and the amount.</w:t>
-      </w:r>
-    </w:p>
-    <w:p>
-      <w:pPr>
-        <w:spacing w:after="120"/>
-      </w:pPr>
-      <w:r>
-        <w:t xml:space="preserve">For the deadline, choose </w:t>
+        <w:t xml:space="preserve">. Only the name is needed. If you can, add the funder, the link to the funder's page, the apply-by date and the amount.</w:t>
+      </w:r>
+    </w:p>
+    <w:p>
+      <w:pPr>
+        <w:spacing w:after="120"/>
+      </w:pPr>
+      <w:r>
+        <w:t xml:space="preserve">For </w:t>
+      </w:r>
+      <w:r>
+        <w:rPr>
+          <w:b/>
+          <w:bCs/>
+          <w:i w:val="false"/>
+          <w:iCs w:val="false"/>
+        </w:rPr>
+        <w:t xml:space="preserve">Apply by</w:t>
+      </w:r>
+      <w:r>
+        <w:t xml:space="preserve">, choose </w:t>
       </w:r>
       <w:r>
         <w:rPr>
@@ -682,15 +694,15 @@
         <w:t xml:space="preserve">I checked the page</w:t>
       </w:r>
       <w:r>
-        <w:t xml:space="preserve">. Note the date you looked and anything you saw: the deadline, the amount, whether it is open, how to apply.</w:t>
-      </w:r>
-    </w:p>
-    <w:p>
-      <w:pPr>
-        <w:spacing w:after="120"/>
-      </w:pPr>
-      <w:r>
-        <w:t xml:space="preserve">If the deadline, amount, time zone, restrictions or way to apply changed, Radar marks the lead </w:t>
+        <w:t xml:space="preserve">. Note the date you looked and anything you saw: the apply-by date, the amount, whether it is open, how to apply.</w:t>
+      </w:r>
+    </w:p>
+    <w:p>
+      <w:pPr>
+        <w:spacing w:after="120"/>
+      </w:pPr>
+      <w:r>
+        <w:t xml:space="preserve">If the apply-by date, amount, time zone, restrictions or way to apply changed, Radar marks the lead </w:t>
       </w:r>
       <w:r>
         <w:rPr>
@@ -976,55 +988,79 @@
         <w:t xml:space="preserve">Open the Grant Dashboard</w:t>
       </w:r>
       <w:r>
-        <w:t xml:space="preserve">. There, go to </w:t>
-      </w:r>
-      <w:r>
-        <w:rPr>
-          <w:b/>
-          <w:bCs/>
-          <w:i w:val="false"/>
-          <w:iCs w:val="false"/>
-        </w:rPr>
-        <w:t xml:space="preserve">Settings</w:t>
-      </w:r>
-      <w:r>
-        <w:t xml:space="preserve">, choose the </w:t>
-      </w:r>
-      <w:r>
-        <w:rPr>
-          <w:b/>
-          <w:bCs/>
-          <w:i w:val="false"/>
-          <w:iCs w:val="false"/>
-        </w:rPr>
-        <w:t xml:space="preserve">Agency</w:t>
-      </w:r>
-      <w:r>
-        <w:t xml:space="preserve"> workspace (or </w:t>
-      </w:r>
-      <w:r>
-        <w:rPr>
-          <w:b/>
-          <w:bCs/>
-          <w:i w:val="false"/>
-          <w:iCs w:val="false"/>
-        </w:rPr>
-        <w:t xml:space="preserve">Sample</w:t>
-      </w:r>
-      <w:r>
-        <w:t xml:space="preserve"> for practice leads), tap </w:t>
-      </w:r>
-      <w:r>
-        <w:rPr>
-          <w:b/>
-          <w:bCs/>
-          <w:i w:val="false"/>
-          <w:iCs w:val="false"/>
-        </w:rPr>
-        <w:t xml:space="preserve">Import records</w:t>
-      </w:r>
-      <w:r>
-        <w:t xml:space="preserve"> and choose the file.</w:t>
+        <w:t xml:space="preserve">. There, set </w:t>
+      </w:r>
+      <w:r>
+        <w:rPr>
+          <w:b/>
+          <w:bCs/>
+          <w:i w:val="false"/>
+          <w:iCs w:val="false"/>
+        </w:rPr>
+        <w:t xml:space="preserve">Showing</w:t>
+      </w:r>
+      <w:r>
+        <w:t xml:space="preserve"> (top right) to </w:t>
+      </w:r>
+      <w:r>
+        <w:rPr>
+          <w:b/>
+          <w:bCs/>
+          <w:i w:val="false"/>
+          <w:iCs w:val="false"/>
+        </w:rPr>
+        <w:t xml:space="preserve">Our grants</w:t>
+      </w:r>
+      <w:r>
+        <w:t xml:space="preserve"> (or </w:t>
+      </w:r>
+      <w:r>
+        <w:rPr>
+          <w:b/>
+          <w:bCs/>
+          <w:i w:val="false"/>
+          <w:iCs w:val="false"/>
+        </w:rPr>
+        <w:t xml:space="preserve">Practice grants</w:t>
+      </w:r>
+      <w:r>
+        <w:t xml:space="preserve"> for practice leads). Open </w:t>
+      </w:r>
+      <w:r>
+        <w:rPr>
+          <w:b/>
+          <w:bCs/>
+          <w:i w:val="false"/>
+          <w:iCs w:val="false"/>
+        </w:rPr>
+        <w:t xml:space="preserve">More tools</w:t>
+      </w:r>
+      <w:r>
+        <w:t xml:space="preserve">, then </w:t>
+      </w:r>
+      <w:r>
+        <w:rPr>
+          <w:b/>
+          <w:bCs/>
+          <w:i w:val="false"/>
+          <w:iCs w:val="false"/>
+        </w:rPr>
+        <w:t xml:space="preserve">Settings &amp;amp; backup</w:t>
+      </w:r>
+      <w:r>
+        <w:t xml:space="preserve">, press </w:t>
+      </w:r>
+      <w:r>
+        <w:rPr>
+          <w:b/>
+          <w:bCs/>
+          <w:i w:val="false"/>
+          <w:iCs w:val="false"/>
+        </w:rPr>
+        <w:t xml:space="preserve">Add records from a file</w:t>
+      </w:r>
+      <w:r>
+        <w:t xml:space="preserve">, and choose the file.</w:t>
       </w:r>
     </w:p>
     <w:p>
@@ -1040,7 +1076,7 @@
         <w:spacing w:after="120"/>
       </w:pPr>
       <w:r>
-        <w:t xml:space="preserve">Practice leads are sent on their own, so they land in the Dashboard's Sample workspace and never mix with real ones.</w:t>
+        <w:t xml:space="preserve">Practice leads are sent on their own, so they can go into the Dashboard's Practice grants and never mix with real ones.</w:t>
       </w:r>
     </w:p>
     <w:p>
@@ -1582,7 +1618,7 @@
           <w:sz w:val="18"/>
           <w:szCs w:val="18"/>
         </w:rPr>
-        <w:t xml:space="preserve">Grant Radar 2.1.0 · 2026-10-05. Use public information only.</w:t>
+        <w:t xml:space="preserve">Grant Radar 2.1.1 · 2026-10-05. Use public information only.</w:t>
       </w:r>
     </w:p>
     <w:sectPr>
